--- a/transcricoes/2026-09-14-revelacoes-cosmicas-urgente/40-devolucao/devolucao-a-kb.docx
+++ b/transcricoes/2026-09-14-revelacoes-cosmicas-urgente/40-devolucao/devolucao-a-kb.docx
@@ -4457,6 +4457,414 @@
         <w:t xml:space="preserve"> 100 superfícies da base presentes literalmente no texto; 90 termos relevantes no dossiê de trabalho (≈1.153 tokens); 32 sementes de correção atingidas; 11 sementes suspensas por homografia, vocabulário comum ou colisão com a camada Externos.</w:t>
       </w:r>
     </w:p>
+    <w:p>
+      <w:pPr>
+        <w:pStyle w:val="Heading2"/>
+        <w:keepNext/>
+        <w:spacing w:before="200"/>
+      </w:pPr>
+      <w:r>
+        <w:rPr>
+          <w:rFonts w:ascii="Calibri" w:hAnsi="Calibri"/>
+          <w:b/>
+          <w:color w:val="1F3B57"/>
+          <w:sz w:val="24"/>
+        </w:rPr>
+        <w:t>6. Aplicação — o que já voltou para a base (lote 01, 16/09/2026)</w:t>
+      </w:r>
+    </w:p>
+    <w:p>
+      <w:pPr>
+        <w:jc w:val="both"/>
+      </w:pPr>
+      <w:r>
+        <w:t xml:space="preserve">Curadoria aplicada com </w:t>
+      </w:r>
+      <w:r>
+        <w:rPr>
+          <w:rFonts w:ascii="Consolas" w:hAnsi="Consolas"/>
+          <w:sz w:val="20"/>
+        </w:rPr>
+        <w:t>ferramentas/rc_curadoria.py</w:t>
+      </w:r>
+      <w:r>
+        <w:t>; prestação de contas completa em</w:t>
+      </w:r>
+    </w:p>
+    <w:p>
+      <w:pPr>
+        <w:jc w:val="both"/>
+      </w:pPr>
+      <w:r>
+        <w:rPr>
+          <w:rFonts w:ascii="Consolas" w:hAnsi="Consolas"/>
+          <w:b/>
+          <w:sz w:val="20"/>
+        </w:rPr>
+        <w:t>KB-RC/_relatorio-curadoria-lote-01.md</w:t>
+      </w:r>
+      <w:r>
+        <w:t xml:space="preserve"> e entrada no </w:t>
+      </w:r>
+      <w:r>
+        <w:rPr>
+          <w:rFonts w:ascii="Consolas" w:hAnsi="Consolas"/>
+          <w:sz w:val="20"/>
+        </w:rPr>
+        <w:t>KB-RC/CHANGELOG.md</w:t>
+      </w:r>
+      <w:r>
+        <w:t>.</w:t>
+      </w:r>
+    </w:p>
+    <w:tbl>
+      <w:tblPr>
+        <w:tblStyle w:val="LightGrid-Accent1"/>
+        <w:tblW w:type="auto" w:w="0"/>
+        <w:jc w:val="center"/>
+        <w:tblLook w:firstColumn="1" w:firstRow="1" w:lastColumn="0" w:lastRow="0" w:noHBand="0" w:noVBand="1" w:val="04A0"/>
+      </w:tblPr>
+      <w:tblGrid>
+        <w:gridCol w:w="2880"/>
+        <w:gridCol w:w="2880"/>
+        <w:gridCol w:w="2880"/>
+      </w:tblGrid>
+      <w:tr>
+        <w:tc>
+          <w:tcPr>
+            <w:tcW w:type="dxa" w:w="2880"/>
+          </w:tcPr>
+          <w:p>
+            <w:r/>
+            <w:r>
+              <w:rPr>
+                <w:b/>
+                <w:sz w:val="20"/>
+              </w:rPr>
+              <w:t>Grupo desta devolução</w:t>
+            </w:r>
+          </w:p>
+        </w:tc>
+        <w:tc>
+          <w:tcPr>
+            <w:tcW w:type="dxa" w:w="2880"/>
+          </w:tcPr>
+          <w:p>
+            <w:r/>
+            <w:r>
+              <w:rPr>
+                <w:b/>
+                <w:sz w:val="20"/>
+              </w:rPr>
+              <w:t>Itens</w:t>
+            </w:r>
+          </w:p>
+        </w:tc>
+        <w:tc>
+          <w:tcPr>
+            <w:tcW w:type="dxa" w:w="2880"/>
+          </w:tcPr>
+          <w:p>
+            <w:r/>
+            <w:r>
+              <w:rPr>
+                <w:b/>
+                <w:sz w:val="20"/>
+              </w:rPr>
+              <w:t>Estado</w:t>
+            </w:r>
+          </w:p>
+        </w:tc>
+      </w:tr>
+      <w:tr>
+        <w:tc>
+          <w:tcPr>
+            <w:tcW w:type="dxa" w:w="2880"/>
+          </w:tcPr>
+          <w:p>
+            <w:r/>
+            <w:r>
+              <w:rPr>
+                <w:sz w:val="20"/>
+              </w:rPr>
+              <w:t>Variantes STT (§3)</w:t>
+            </w:r>
+          </w:p>
+        </w:tc>
+        <w:tc>
+          <w:tcPr>
+            <w:tcW w:type="dxa" w:w="2880"/>
+          </w:tcPr>
+          <w:p>
+            <w:r/>
+            <w:r>
+              <w:rPr>
+                <w:sz w:val="20"/>
+              </w:rPr>
+              <w:t>15 itens · 22 variantes · 43 ocorrências atestadas no bruto</w:t>
+            </w:r>
+          </w:p>
+        </w:tc>
+        <w:tc>
+          <w:tcPr>
+            <w:tcW w:type="dxa" w:w="2880"/>
+          </w:tcPr>
+          <w:p>
+            <w:r/>
+            <w:r>
+              <w:rPr>
+                <w:sz w:val="20"/>
+              </w:rPr>
+              <w:t>aplicado — 15 fichas; KB passou de 62 para 84 variantes STT</w:t>
+            </w:r>
+          </w:p>
+        </w:tc>
+      </w:tr>
+      <w:tr>
+        <w:tc>
+          <w:tcPr>
+            <w:tcW w:type="dxa" w:w="2880"/>
+          </w:tcPr>
+          <w:p>
+            <w:r/>
+            <w:r>
+              <w:rPr>
+                <w:sz w:val="20"/>
+              </w:rPr>
+              <w:t>Novos termos (§1)</w:t>
+            </w:r>
+          </w:p>
+        </w:tc>
+        <w:tc>
+          <w:tcPr>
+            <w:tcW w:type="dxa" w:w="2880"/>
+          </w:tcPr>
+          <w:p>
+            <w:r/>
+            <w:r>
+              <w:rPr>
+                <w:sz w:val="20"/>
+              </w:rPr>
+              <w:t>10</w:t>
+            </w:r>
+          </w:p>
+        </w:tc>
+        <w:tc>
+          <w:tcPr>
+            <w:tcW w:type="dxa" w:w="2880"/>
+          </w:tcPr>
+          <w:p>
+            <w:r/>
+            <w:r>
+              <w:rPr>
+                <w:sz w:val="20"/>
+              </w:rPr>
+              <w:t>na fila — depende de registrar a fonte audiovisual em biblio.json (e do URL desta live, ainda null em metadados.yaml) e de decidir hospedagem: termo novo RC-947+ ou variação na ficha apontada</w:t>
+            </w:r>
+          </w:p>
+        </w:tc>
+      </w:tr>
+      <w:tr>
+        <w:tc>
+          <w:tcPr>
+            <w:tcW w:type="dxa" w:w="2880"/>
+          </w:tcPr>
+          <w:p>
+            <w:r/>
+            <w:r>
+              <w:rPr>
+                <w:sz w:val="20"/>
+              </w:rPr>
+              <w:t>Correções de ficha (§2/§4)</w:t>
+            </w:r>
+          </w:p>
+        </w:tc>
+        <w:tc>
+          <w:tcPr>
+            <w:tcW w:type="dxa" w:w="2880"/>
+          </w:tcPr>
+          <w:p>
+            <w:r/>
+            <w:r>
+              <w:rPr>
+                <w:sz w:val="20"/>
+              </w:rPr>
+              <w:t>8</w:t>
+            </w:r>
+          </w:p>
+        </w:tc>
+        <w:tc>
+          <w:tcPr>
+            <w:tcW w:type="dxa" w:w="2880"/>
+          </w:tcPr>
+          <w:p>
+            <w:r/>
+            <w:r>
+              <w:rPr>
+                <w:sz w:val="20"/>
+              </w:rPr>
+              <w:t>na fila — reescrita de prosa, uma ficha por vez</w:t>
+            </w:r>
+          </w:p>
+        </w:tc>
+      </w:tr>
+      <w:tr>
+        <w:tc>
+          <w:tcPr>
+            <w:tcW w:type="dxa" w:w="2880"/>
+          </w:tcPr>
+          <w:p>
+            <w:r/>
+            <w:r>
+              <w:rPr>
+                <w:sz w:val="20"/>
+              </w:rPr>
+              <w:t>Registro bibliográfico (§4)</w:t>
+            </w:r>
+          </w:p>
+        </w:tc>
+        <w:tc>
+          <w:tcPr>
+            <w:tcW w:type="dxa" w:w="2880"/>
+          </w:tcPr>
+          <w:p>
+            <w:r/>
+            <w:r>
+              <w:rPr>
+                <w:sz w:val="20"/>
+              </w:rPr>
+              <w:t>1</w:t>
+            </w:r>
+          </w:p>
+        </w:tc>
+        <w:tc>
+          <w:tcPr>
+            <w:tcW w:type="dxa" w:w="2880"/>
+          </w:tcPr>
+          <w:p>
+            <w:r/>
+            <w:r>
+              <w:rPr>
+                <w:sz w:val="20"/>
+              </w:rPr>
+              <w:t>na fila — Valores Supremos da Consciência; mesma convenção que destrava os novos termos</w:t>
+            </w:r>
+          </w:p>
+        </w:tc>
+      </w:tr>
+      <w:tr>
+        <w:tc>
+          <w:tcPr>
+            <w:tcW w:type="dxa" w:w="2880"/>
+          </w:tcPr>
+          <w:p>
+            <w:r/>
+            <w:r>
+              <w:rPr>
+                <w:sz w:val="20"/>
+              </w:rPr>
+              <w:t>Divergências factuais (§4)</w:t>
+            </w:r>
+          </w:p>
+        </w:tc>
+        <w:tc>
+          <w:tcPr>
+            <w:tcW w:type="dxa" w:w="2880"/>
+          </w:tcPr>
+          <w:p>
+            <w:r/>
+            <w:r>
+              <w:rPr>
+                <w:sz w:val="20"/>
+              </w:rPr>
+              <w:t>5</w:t>
+            </w:r>
+          </w:p>
+        </w:tc>
+        <w:tc>
+          <w:tcPr>
+            <w:tcW w:type="dxa" w:w="2880"/>
+          </w:tcPr>
+          <w:p>
+            <w:r/>
+            <w:r>
+              <w:rPr>
+                <w:sz w:val="20"/>
+              </w:rPr>
+              <w:t>na fila — já tratadas no produto como [NOTA]; na KB viram alerta de Quarentena ou nada, a critério do Comandante</w:t>
+            </w:r>
+          </w:p>
+        </w:tc>
+      </w:tr>
+    </w:tbl>
+    <w:p/>
+    <w:p>
+      <w:pPr>
+        <w:jc w:val="both"/>
+      </w:pPr>
+      <w:r>
+        <w:t xml:space="preserve">Três emendas foram feitas na própria proposta antes de aplicar, porque o </w:t>
+      </w:r>
+      <w:r>
+        <w:rPr>
+          <w:b/>
+        </w:rPr>
+        <w:t>livro-razão</w:t>
+      </w:r>
+      <w:r>
+        <w:t xml:space="preserve"> (registro de</w:t>
+      </w:r>
+    </w:p>
+    <w:p>
+      <w:pPr>
+        <w:jc w:val="both"/>
+      </w:pPr>
+      <w:r>
+        <w:t>decisão aprovado) divergia da fila: "arces"/"arcos" são de RC-596 (Archeons de Ereon), não de RC-474;</w:t>
+      </w:r>
+    </w:p>
+    <w:p>
+      <w:pPr>
+        <w:jc w:val="both"/>
+      </w:pPr>
+      <w:r>
+        <w:t xml:space="preserve">"ser silicato" não é variante, é termo do autor (RC-699 </w:t>
+      </w:r>
+      <w:r>
+        <w:rPr>
+          <w:i/>
+        </w:rPr>
+        <w:t>Corpos de Sílica</w:t>
+      </w:r>
+      <w:r>
+        <w:t>); "circuito coméico" é de</w:t>
+      </w:r>
+    </w:p>
+    <w:p>
+      <w:pPr>
+        <w:jc w:val="both"/>
+      </w:pPr>
+      <w:r>
+        <w:t xml:space="preserve">RC-176 (Modelo Colmeia), não de RC-174. "Corpo rátmico" foi retirado: </w:t>
+      </w:r>
+      <w:r>
+        <w:rPr>
+          <w:b/>
+        </w:rPr>
+        <w:t>não ocorre no bruto</w:t>
+      </w:r>
+      <w:r>
+        <w:t>, que</w:t>
+      </w:r>
+    </w:p>
+    <w:p>
+      <w:pPr>
+        <w:jc w:val="both"/>
+      </w:pPr>
+      <w:r>
+        <w:t>traz "corpo átmico" correto. Detalhes e justificativas no relatório do lote, §2.</w:t>
+      </w:r>
+    </w:p>
     <w:sectPr>
       <w:pgSz w:w="12240" w:h="15840"/>
       <w:pgMar w:top="1440" w:right="1800" w:bottom="1440" w:left="1800" w:header="720" w:footer="720" w:gutter="0"/>
